--- a/output/卒論の説明.docx
+++ b/output/卒論の説明.docx
@@ -954,6 +954,372 @@
       <w:r>
         <w:t xml:space="preserve">衝突の種類ごとに、どんな乗り越え方が役に立ったのかをまとめます。「全部を受け入れなくてもよい」「受け入れられないものとは距離を取りながら尊重できる」といった、楽しめなかった人にも使える形で、これから留学する人へのヒントを示します。</w:t>
       </w:r>
+    </w:p>
+    <w:p>
+      <w:pPr>
+        <w:keepNext/>
+        <w:spacing w:after="140" w:before="280"/>
+      </w:pPr>
+      <w:r>
+        <w:rPr>
+          <w:sz w:val="28"/>
+          <w:szCs w:val="28"/>
+        </w:rPr>
+        <w:t xml:space="preserve">これからの予定</w:t>
+      </w:r>
+    </w:p>
+    <w:p>
+      <w:pPr>
+        <w:keepNext/>
+        <w:spacing w:after="120" w:line="360"/>
+        <w:ind w:firstLine="210"/>
+      </w:pPr>
+      <w:r>
+        <w:t xml:space="preserve">現在は前半（研究背景から研究方法まで）の原稿ができた段階です。1月の提出に向けて、次の順に進めます。</w:t>
+      </w:r>
+    </w:p>
+    <w:tbl>
+      <w:tblPr>
+        <w:tblW w:type="dxa" w:w="9070"/>
+        <w:tblBorders>
+          <w:top w:val="single" w:color="auto" w:sz="4"/>
+          <w:left w:val="single" w:color="auto" w:sz="4"/>
+          <w:bottom w:val="single" w:color="auto" w:sz="4"/>
+          <w:right w:val="single" w:color="auto" w:sz="4"/>
+          <w:insideH w:val="single" w:color="auto" w:sz="4"/>
+          <w:insideV w:val="single" w:color="auto" w:sz="4"/>
+        </w:tblBorders>
+      </w:tblPr>
+      <w:tblGrid>
+        <w:gridCol w:w="2160"/>
+        <w:gridCol w:w="6910"/>
+      </w:tblGrid>
+      <w:tr>
+        <w:trPr>
+          <w:tblHeader/>
+        </w:trPr>
+        <w:tc>
+          <w:tcPr>
+            <w:tcW w:type="dxa" w:w="2160"/>
+            <w:tcBorders>
+              <w:top w:val="single" w:color="999999" w:sz="4"/>
+              <w:left w:val="single" w:color="999999" w:sz="4"/>
+              <w:bottom w:val="single" w:color="999999" w:sz="4"/>
+              <w:right w:val="single" w:color="999999" w:sz="4"/>
+            </w:tcBorders>
+            <w:shd w:fill="EDEDED" w:color="auto" w:val="clear"/>
+            <w:tcMar>
+              <w:top w:type="dxa" w:w="60"/>
+              <w:left w:type="dxa" w:w="100"/>
+              <w:bottom w:type="dxa" w:w="60"/>
+              <w:right w:type="dxa" w:w="100"/>
+            </w:tcMar>
+          </w:tcPr>
+          <w:p>
+            <w:pPr>
+              <w:spacing w:line="280"/>
+            </w:pPr>
+            <w:r>
+              <w:rPr>
+                <w:b/>
+                <w:bCs/>
+                <w:sz w:val="19"/>
+                <w:szCs w:val="19"/>
+              </w:rPr>
+              <w:t xml:space="preserve">時期</w:t>
+            </w:r>
+          </w:p>
+        </w:tc>
+        <w:tc>
+          <w:tcPr>
+            <w:tcW w:type="dxa" w:w="6910"/>
+            <w:tcBorders>
+              <w:top w:val="single" w:color="999999" w:sz="4"/>
+              <w:left w:val="single" w:color="999999" w:sz="4"/>
+              <w:bottom w:val="single" w:color="999999" w:sz="4"/>
+              <w:right w:val="single" w:color="999999" w:sz="4"/>
+            </w:tcBorders>
+            <w:shd w:fill="EDEDED" w:color="auto" w:val="clear"/>
+            <w:tcMar>
+              <w:top w:type="dxa" w:w="60"/>
+              <w:left w:type="dxa" w:w="100"/>
+              <w:bottom w:type="dxa" w:w="60"/>
+              <w:right w:type="dxa" w:w="100"/>
+            </w:tcMar>
+          </w:tcPr>
+          <w:p>
+            <w:pPr>
+              <w:spacing w:line="280"/>
+            </w:pPr>
+            <w:r>
+              <w:rPr>
+                <w:b/>
+                <w:bCs/>
+                <w:sz w:val="19"/>
+                <w:szCs w:val="19"/>
+              </w:rPr>
+              <w:t xml:space="preserve">やること</w:t>
+            </w:r>
+          </w:p>
+        </w:tc>
+      </w:tr>
+      <w:tr>
+        <w:trPr>
+          <w:cantSplit/>
+        </w:trPr>
+        <w:tc>
+          <w:tcPr>
+            <w:tcW w:type="dxa" w:w="2160"/>
+            <w:tcBorders>
+              <w:top w:val="single" w:color="999999" w:sz="4"/>
+              <w:left w:val="single" w:color="999999" w:sz="4"/>
+              <w:bottom w:val="single" w:color="999999" w:sz="4"/>
+              <w:right w:val="single" w:color="999999" w:sz="4"/>
+            </w:tcBorders>
+            <w:tcMar>
+              <w:top w:type="dxa" w:w="60"/>
+              <w:left w:type="dxa" w:w="100"/>
+              <w:bottom w:type="dxa" w:w="60"/>
+              <w:right w:type="dxa" w:w="100"/>
+            </w:tcMar>
+          </w:tcPr>
+          <w:p>
+            <w:pPr>
+              <w:spacing w:line="280"/>
+            </w:pPr>
+            <w:r>
+              <w:rPr>
+                <w:sz w:val="19"/>
+                <w:szCs w:val="19"/>
+              </w:rPr>
+              <w:t xml:space="preserve">10月</w:t>
+            </w:r>
+          </w:p>
+        </w:tc>
+        <w:tc>
+          <w:tcPr>
+            <w:tcW w:type="dxa" w:w="6910"/>
+            <w:tcBorders>
+              <w:top w:val="single" w:color="999999" w:sz="4"/>
+              <w:left w:val="single" w:color="999999" w:sz="4"/>
+              <w:bottom w:val="single" w:color="999999" w:sz="4"/>
+              <w:right w:val="single" w:color="999999" w:sz="4"/>
+            </w:tcBorders>
+            <w:tcMar>
+              <w:top w:type="dxa" w:w="60"/>
+              <w:left w:type="dxa" w:w="100"/>
+              <w:bottom w:type="dxa" w:w="60"/>
+              <w:right w:type="dxa" w:w="100"/>
+            </w:tcMar>
+          </w:tcPr>
+          <w:p>
+            <w:pPr>
+              <w:spacing w:line="280"/>
+            </w:pPr>
+            <w:r>
+              <w:rPr>
+                <w:sz w:val="19"/>
+                <w:szCs w:val="19"/>
+              </w:rPr>
+              <w:t xml:space="preserve">先生と研究方法・アンケートの人数を決める。参考文献の確認と、自分の経験（特にベトナム）の書き足し</w:t>
+            </w:r>
+          </w:p>
+        </w:tc>
+      </w:tr>
+      <w:tr>
+        <w:trPr>
+          <w:cantSplit/>
+        </w:trPr>
+        <w:tc>
+          <w:tcPr>
+            <w:tcW w:type="dxa" w:w="2160"/>
+            <w:tcBorders>
+              <w:top w:val="single" w:color="999999" w:sz="4"/>
+              <w:left w:val="single" w:color="999999" w:sz="4"/>
+              <w:bottom w:val="single" w:color="999999" w:sz="4"/>
+              <w:right w:val="single" w:color="999999" w:sz="4"/>
+            </w:tcBorders>
+            <w:tcMar>
+              <w:top w:type="dxa" w:w="60"/>
+              <w:left w:type="dxa" w:w="100"/>
+              <w:bottom w:type="dxa" w:w="60"/>
+              <w:right w:type="dxa" w:w="100"/>
+            </w:tcMar>
+          </w:tcPr>
+          <w:p>
+            <w:pPr>
+              <w:spacing w:line="280"/>
+            </w:pPr>
+            <w:r>
+              <w:rPr>
+                <w:sz w:val="19"/>
+                <w:szCs w:val="19"/>
+              </w:rPr>
+              <w:t xml:space="preserve">10月後半〜11月</w:t>
+            </w:r>
+          </w:p>
+        </w:tc>
+        <w:tc>
+          <w:tcPr>
+            <w:tcW w:type="dxa" w:w="6910"/>
+            <w:tcBorders>
+              <w:top w:val="single" w:color="999999" w:sz="4"/>
+              <w:left w:val="single" w:color="999999" w:sz="4"/>
+              <w:bottom w:val="single" w:color="999999" w:sz="4"/>
+              <w:right w:val="single" w:color="999999" w:sz="4"/>
+            </w:tcBorders>
+            <w:tcMar>
+              <w:top w:type="dxa" w:w="60"/>
+              <w:left w:type="dxa" w:w="100"/>
+              <w:bottom w:type="dxa" w:w="60"/>
+              <w:right w:type="dxa" w:w="100"/>
+            </w:tcMar>
+          </w:tcPr>
+          <w:p>
+            <w:pPr>
+              <w:spacing w:line="280"/>
+            </w:pPr>
+            <w:r>
+              <w:rPr>
+                <w:sz w:val="19"/>
+                <w:szCs w:val="19"/>
+              </w:rPr>
+              <w:t xml:space="preserve">アンケートを作って留学経験者に配り、必要な人に追加インタビューをする</w:t>
+            </w:r>
+          </w:p>
+        </w:tc>
+      </w:tr>
+      <w:tr>
+        <w:trPr>
+          <w:cantSplit/>
+        </w:trPr>
+        <w:tc>
+          <w:tcPr>
+            <w:tcW w:type="dxa" w:w="2160"/>
+            <w:tcBorders>
+              <w:top w:val="single" w:color="999999" w:sz="4"/>
+              <w:left w:val="single" w:color="999999" w:sz="4"/>
+              <w:bottom w:val="single" w:color="999999" w:sz="4"/>
+              <w:right w:val="single" w:color="999999" w:sz="4"/>
+            </w:tcBorders>
+            <w:tcMar>
+              <w:top w:type="dxa" w:w="60"/>
+              <w:left w:type="dxa" w:w="100"/>
+              <w:bottom w:type="dxa" w:w="60"/>
+              <w:right w:type="dxa" w:w="100"/>
+            </w:tcMar>
+          </w:tcPr>
+          <w:p>
+            <w:pPr>
+              <w:spacing w:line="280"/>
+            </w:pPr>
+            <w:r>
+              <w:rPr>
+                <w:sz w:val="19"/>
+                <w:szCs w:val="19"/>
+              </w:rPr>
+              <w:t xml:space="preserve">11月〜12月</w:t>
+            </w:r>
+          </w:p>
+        </w:tc>
+        <w:tc>
+          <w:tcPr>
+            <w:tcW w:type="dxa" w:w="6910"/>
+            <w:tcBorders>
+              <w:top w:val="single" w:color="999999" w:sz="4"/>
+              <w:left w:val="single" w:color="999999" w:sz="4"/>
+              <w:bottom w:val="single" w:color="999999" w:sz="4"/>
+              <w:right w:val="single" w:color="999999" w:sz="4"/>
+            </w:tcBorders>
+            <w:tcMar>
+              <w:top w:type="dxa" w:w="60"/>
+              <w:left w:type="dxa" w:w="100"/>
+              <w:bottom w:type="dxa" w:w="60"/>
+              <w:right w:type="dxa" w:w="100"/>
+            </w:tcMar>
+          </w:tcPr>
+          <w:p>
+            <w:pPr>
+              <w:spacing w:line="280"/>
+            </w:pPr>
+            <w:r>
+              <w:rPr>
+                <w:sz w:val="19"/>
+                <w:szCs w:val="19"/>
+              </w:rPr>
+              <w:t xml:space="preserve">回答を衝突の種類ごとに整理・分析し、結果・考察・結論を書く</w:t>
+            </w:r>
+          </w:p>
+        </w:tc>
+      </w:tr>
+      <w:tr>
+        <w:trPr>
+          <w:cantSplit/>
+        </w:trPr>
+        <w:tc>
+          <w:tcPr>
+            <w:tcW w:type="dxa" w:w="2160"/>
+            <w:tcBorders>
+              <w:top w:val="single" w:color="999999" w:sz="4"/>
+              <w:left w:val="single" w:color="999999" w:sz="4"/>
+              <w:bottom w:val="single" w:color="999999" w:sz="4"/>
+              <w:right w:val="single" w:color="999999" w:sz="4"/>
+            </w:tcBorders>
+            <w:tcMar>
+              <w:top w:type="dxa" w:w="60"/>
+              <w:left w:type="dxa" w:w="100"/>
+              <w:bottom w:type="dxa" w:w="60"/>
+              <w:right w:type="dxa" w:w="100"/>
+            </w:tcMar>
+          </w:tcPr>
+          <w:p>
+            <w:pPr>
+              <w:spacing w:line="280"/>
+            </w:pPr>
+            <w:r>
+              <w:rPr>
+                <w:sz w:val="19"/>
+                <w:szCs w:val="19"/>
+              </w:rPr>
+              <w:t xml:space="preserve">1月上旬</w:t>
+            </w:r>
+          </w:p>
+        </w:tc>
+        <w:tc>
+          <w:tcPr>
+            <w:tcW w:type="dxa" w:w="6910"/>
+            <w:tcBorders>
+              <w:top w:val="single" w:color="999999" w:sz="4"/>
+              <w:left w:val="single" w:color="999999" w:sz="4"/>
+              <w:bottom w:val="single" w:color="999999" w:sz="4"/>
+              <w:right w:val="single" w:color="999999" w:sz="4"/>
+            </w:tcBorders>
+            <w:tcMar>
+              <w:top w:type="dxa" w:w="60"/>
+              <w:left w:type="dxa" w:w="100"/>
+              <w:bottom w:type="dxa" w:w="60"/>
+              <w:right w:type="dxa" w:w="100"/>
+            </w:tcMar>
+          </w:tcPr>
+          <w:p>
+            <w:pPr>
+              <w:spacing w:line="280"/>
+            </w:pPr>
+            <w:r>
+              <w:rPr>
+                <w:sz w:val="19"/>
+                <w:szCs w:val="19"/>
+              </w:rPr>
+              <w:t xml:space="preserve">要旨を書き、全体を見直して提出する</w:t>
+            </w:r>
+          </w:p>
+        </w:tc>
+      </w:tr>
+    </w:tbl>
+    <w:p>
+      <w:pPr>
+        <w:spacing w:after="120"/>
+      </w:pPr>
     </w:p>
     <w:sectPr>
       <w:footerReference w:type="default" r:id="rId7"/>

--- a/output/卒論の説明.docx
+++ b/output/卒論の説明.docx
@@ -975,7 +975,7 @@
         <w:ind w:firstLine="210"/>
       </w:pPr>
       <w:r>
-        <w:t xml:space="preserve">現在は前半（研究背景から研究方法まで）の原稿ができた段階です。1月の提出に向けて、次の順に進めます。</w:t>
+        <w:t xml:space="preserve">現在は前半（研究背景から研究方法まで）の原稿ができた段階です。12月の提出に向けて、次の順に進めます。</w:t>
       </w:r>
     </w:p>
     <w:tbl>
@@ -1092,7 +1092,7 @@
                 <w:sz w:val="19"/>
                 <w:szCs w:val="19"/>
               </w:rPr>
-              <w:t xml:space="preserve">10月</w:t>
+              <w:t xml:space="preserve">10月前半</w:t>
             </w:r>
           </w:p>
         </w:tc>
@@ -1155,7 +1155,7 @@
                 <w:sz w:val="19"/>
                 <w:szCs w:val="19"/>
               </w:rPr>
-              <w:t xml:space="preserve">10月後半〜11月</w:t>
+              <w:t xml:space="preserve">10月後半</w:t>
             </w:r>
           </w:p>
         </w:tc>
@@ -1218,7 +1218,7 @@
                 <w:sz w:val="19"/>
                 <w:szCs w:val="19"/>
               </w:rPr>
-              <w:t xml:space="preserve">11月〜12月</w:t>
+              <w:t xml:space="preserve">11月</w:t>
             </w:r>
           </w:p>
         </w:tc>
@@ -1281,7 +1281,7 @@
                 <w:sz w:val="19"/>
                 <w:szCs w:val="19"/>
               </w:rPr>
-              <w:t xml:space="preserve">1月上旬</w:t>
+              <w:t xml:space="preserve">12月</w:t>
             </w:r>
           </w:p>
         </w:tc>

--- a/output/卒論の説明.docx
+++ b/output/卒論の説明.docx
@@ -91,7 +91,7 @@
         <w:ind w:firstLine="210"/>
       </w:pPr>
       <w:r>
-        <w:t xml:space="preserve">筆者は高校時代にフィジーで3年間、その後ベトナムで1年間留学しました。フィジーでは、手でカレーを食べる習慣や停電、宗教上の食事制限、飼っていた羊が解体されて食卓に出たことなどに強く戸惑いました。しかし「何とかなる」と考えて自分から行動し、「やったことリスト」に挑戦を記録するうちに、戸惑いが楽しさに変わっていきました。一方で、時間がたっても受け入れにくい違いもありました。この経験から、乗り越えられる衝突と受け入れられない衝突の違いを明らかにしたいと考えました。</w:t>
+        <w:t xml:space="preserve">筆者は高校時代にフィジーで約2年半、その後ベトナムで1年間留学しました。フィジーでは、手でカレーを食べる習慣や停電、宗教上の食事制限、飼っていた羊が解体されて食卓に出たことなどに強く戸惑いました。しかし「何とかなる」と考えて自分から行動し、「やったことリスト」に挑戦を記録するうちに、戸惑いが楽しさに変わっていきました。一方で、時間がたっても受け入れにくい違いもありました。この経験から、乗り越えられる衝突と受け入れられない衝突の違いを明らかにしたいと考えました。</w:t>
       </w:r>
     </w:p>
     <w:p>

--- a/output/卒論の説明.docx
+++ b/output/卒論の説明.docx
@@ -91,7 +91,7 @@
         <w:ind w:firstLine="210"/>
       </w:pPr>
       <w:r>
-        <w:t xml:space="preserve">筆者は高校時代にフィジーで約2年半、その後ベトナムで1年間留学しました。フィジーでは、手でカレーを食べる習慣や停電、宗教上の食事制限、飼っていた羊が解体されて食卓に出たことなどに強く戸惑いました。しかし「何とかなる」と考えて自分から行動し、「やったことリスト」に挑戦を記録するうちに、戸惑いが楽しさに変わっていきました。一方で、時間がたっても受け入れにくい違いもありました。この経験から、乗り越えられる衝突と受け入れられない衝突の違いを明らかにしたいと考えました。</w:t>
+        <w:t xml:space="preserve">筆者は高校時代にフィジーで約2年4か月、その後ベトナムで半年間留学しました。フィジーでは、手でカレーを食べる習慣や停電、宗教上の食事制限、飼っていた羊が解体されて食卓に出たことなどに強く戸惑いました。しかし「何とかなる」と考えて自分から行動し、「やったことリスト」に挑戦を記録するうちに、戸惑いが楽しさに変わっていきました。一方で、時間がたっても受け入れにくい違いもありました。この経験から、乗り越えられる衝突と受け入れられない衝突の違いを明らかにしたいと考えました。</w:t>
       </w:r>
     </w:p>
     <w:p>

--- a/output/卒論の説明.docx
+++ b/output/卒論の説明.docx
@@ -91,7 +91,7 @@
         <w:ind w:firstLine="210"/>
       </w:pPr>
       <w:r>
-        <w:t xml:space="preserve">筆者は高校時代にフィジーで約2年4か月、その後ベトナムで半年間留学しました。フィジーでは、手でカレーを食べる習慣や停電、宗教上の食事制限、飼っていた羊が解体されて食卓に出たことなどに強く戸惑いました。しかし「何とかなる」と考えて自分から行動し、「やったことリスト」に挑戦を記録するうちに、戸惑いが楽しさに変わっていきました。一方で、時間がたっても受け入れにくい違いもありました。この経験から、乗り越えられる衝突と受け入れられない衝突の違いを明らかにしたいと考えました。</w:t>
+        <w:t xml:space="preserve">筆者は高校時代にフィジーで約2年4か月、大学ではベトナムのホーチミンに協定校派遣留学で半年間留学しました。フィジーでは、手でカレーを食べる習慣や停電、宗教上の食事制限、飼っていた羊が解体されて食卓に出たことなどに強く戸惑いました。しかし「何とかなる」と考えて自分から行動し、「やったことリスト」に挑戦を記録するうちに、戸惑いが楽しさに変わっていきました。一方で、時間がたっても受け入れにくい違いもありました。この経験から、乗り越えられる衝突と受け入れられない衝突の違いを明らかにしたいと考えました。</w:t>
       </w:r>
     </w:p>
     <w:p>

--- a/output/卒論の説明.docx
+++ b/output/卒論の説明.docx
@@ -670,7 +670,7 @@
                 <w:sz w:val="19"/>
                 <w:szCs w:val="19"/>
               </w:rPr>
-              <w:t xml:space="preserve">ハネムーン期・ショック期・調整期・適応期と「文化を楽しむ力」</w:t>
+              <w:t xml:space="preserve">ハネムーン期・ショック期・回復期・適応期と「文化を楽しむ力」</w:t>
             </w:r>
           </w:p>
         </w:tc>

--- a/output/卒論の説明.docx
+++ b/output/卒論の説明.docx
@@ -91,7 +91,7 @@
         <w:ind w:firstLine="210"/>
       </w:pPr>
       <w:r>
-        <w:t xml:space="preserve">筆者は高校時代にフィジーで約2年4か月、大学ではベトナムのホーチミンに協定校派遣留学で半年間留学しました。フィジーでは、手でカレーを食べる習慣や停電、宗教上の食事制限、飼っていた羊が解体されて食卓に出たことなどに強く戸惑いました。しかし「何とかなる」と考えて自分から行動し、「やったことリスト」に挑戦を記録するうちに、戸惑いが楽しさに変わっていきました。一方で、時間がたっても受け入れにくい違いもありました。この経験から、乗り越えられる衝突と受け入れられない衝突の違いを明らかにしたいと考えました。</w:t>
+        <w:t xml:space="preserve">筆者は高校時代にフィジーで約2年6か月、大学ではベトナムのホーチミンに協定校派遣留学で半年間留学しました。フィジーでは、手でカレーを食べる習慣や停電、宗教上の食事制限、飼っていた羊が解体されて食卓に出たことなどに強く戸惑いました。しかし「何とかなる」と考えて自分から行動し、「やったことリスト」に挑戦を記録するうちに、戸惑いが楽しさに変わっていきました。一方で、時間がたっても受け入れにくい違いもありました。この経験から、乗り越えられる衝突と受け入れられない衝突の違いを明らかにしたいと考えました。</w:t>
       </w:r>
     </w:p>
     <w:p>

--- a/output/卒論の説明.docx
+++ b/output/卒論の説明.docx
@@ -91,7 +91,7 @@
         <w:ind w:firstLine="210"/>
       </w:pPr>
       <w:r>
-        <w:t xml:space="preserve">筆者は高校時代にフィジーで約2年6か月、大学ではベトナムのホーチミンに協定校派遣留学で半年間留学しました。フィジーでは、手でカレーを食べる習慣や停電、宗教上の食事制限、飼っていた羊が解体されて食卓に出たことなどに強く戸惑いました。しかし「何とかなる」と考えて自分から行動し、「やったことリスト」に挑戦を記録するうちに、戸惑いが楽しさに変わっていきました。一方で、時間がたっても受け入れにくい違いもありました。この経験から、乗り越えられる衝突と受け入れられない衝突の違いを明らかにしたいと考えました。</w:t>
+        <w:t xml:space="preserve">筆者は高校時代にフィジーで約2年6か月、大学ではベトナムのホーチミンに協定校派遣留学で約3ヶ月間留学しました。フィジーでは、手でカレーを食べる習慣や停電、宗教上の食事制限、飼っていた羊が解体されて食卓に出たことなどに強く戸惑いました。しかし「何とかなる」と考えて自分から行動し、「やったことリスト」に挑戦を記録するうちに、戸惑いが楽しさに変わっていきました。一方で、時間がたっても受け入れにくい違いもありました。この経験から、乗り越えられる衝突と受け入れられない衝突の違いを明らかにしたいと考えました。</w:t>
       </w:r>
     </w:p>
     <w:p>
